--- a/MANUALE_FORMULE.docx
+++ b/MANUALE_FORMULE.docx
@@ -823,7 +823,26 @@
     </w:p>
     <w:p>
       <w:r>
-        <w:t>Se l'utente inserisce un Prezzo di Vendita fisso &gt; 0, questo sostituisce il valore calcolato.</w:t>
+        <w:t>Se l'utente inserisce un Prezzo di Vendita fisso &gt; 0, questo viene rivalutato annualmente con la stessa formula:</w:t>
+      </w:r>
+    </w:p>
+    <w:p>
+      <w:pPr>
+        <w:spacing w:before="80" w:after="80"/>
+        <w:ind w:left="567"/>
+      </w:pPr>
+      <w:r>
+        <w:rPr>
+          <w:rFonts w:ascii="Consolas" w:hAnsi="Consolas"/>
+          <w:color w:val="333333"/>
+          <w:sz w:val="18"/>
+        </w:rPr>
+        <w:t>Prezzo Vendita Effettivo = Prezzo di Vendita × (1 + Rivalutazione Annua)^t</w:t>
+      </w:r>
+    </w:p>
+    <w:p>
+      <w:r>
+        <w:t>In questo modo la rivalutazione si applica sia al valore di mercato stimato sia al prezzo di vendita fisso inserito dall'utente.</w:t>
       </w:r>
     </w:p>
     <w:p>
